--- a/docs/inventory/krolikovodstvo/docx/T09-market-swot.docx
+++ b/docs/inventory/krolikovodstvo/docx/T09-market-swot.docx
@@ -66,6 +66,189 @@
     </w:p>
     <w:p>
       <w:r>
+        <w:t>Ссылки на исходный ТЭО (файл:строка):</w:t>
+      </w:r>
+    </w:p>
+    <w:p>
+      <w:r>
+        <w:rPr>
+          <w:rFonts w:ascii="Consolas" w:hAnsi="Consolas"/>
+          <w:color w:val="1A568E"/>
+          <w:sz w:val="18"/>
+        </w:rPr>
+        <w:t>↳ docs/graphify-corpus/04-rynok-i-analitika.md:1198–1204</w:t>
+      </w:r>
+    </w:p>
+    <w:p>
+      <w:r>
+        <w:rPr>
+          <w:rFonts w:ascii="Consolas" w:hAnsi="Consolas"/>
+          <w:color w:val="1A568E"/>
+          <w:sz w:val="18"/>
+        </w:rPr>
+        <w:t>↳ docs/graphify-corpus/04-rynok-i-analitika.md:1222–1228</w:t>
+      </w:r>
+    </w:p>
+    <w:p>
+      <w:r>
+        <w:rPr>
+          <w:rFonts w:ascii="Consolas" w:hAnsi="Consolas"/>
+          <w:color w:val="1A568E"/>
+          <w:sz w:val="18"/>
+        </w:rPr>
+        <w:t>↳ docs/graphify-corpus/04-rynok-i-analitika.md:1816–1822</w:t>
+      </w:r>
+    </w:p>
+    <w:p>
+      <w:r>
+        <w:rPr>
+          <w:rFonts w:ascii="Consolas" w:hAnsi="Consolas"/>
+          <w:color w:val="1A568E"/>
+          <w:sz w:val="18"/>
+        </w:rPr>
+        <w:t>↳ docs/graphify-corpus/04-rynok-i-analitika.md:1837–1843</w:t>
+      </w:r>
+    </w:p>
+    <w:p>
+      <w:r>
+        <w:rPr>
+          <w:rFonts w:ascii="Consolas" w:hAnsi="Consolas"/>
+          <w:color w:val="1A568E"/>
+          <w:sz w:val="18"/>
+        </w:rPr>
+        <w:t>↳ docs/graphify-corpus/04-rynok-i-analitika.md:1849–1865</w:t>
+      </w:r>
+    </w:p>
+    <w:p>
+      <w:r>
+        <w:rPr>
+          <w:rFonts w:ascii="Consolas" w:hAnsi="Consolas"/>
+          <w:color w:val="1A568E"/>
+          <w:sz w:val="18"/>
+        </w:rPr>
+        <w:t>↳ docs/graphify-corpus/04-rynok-i-analitika.md:1867–1875</w:t>
+      </w:r>
+    </w:p>
+    <w:p>
+      <w:r>
+        <w:rPr>
+          <w:rFonts w:ascii="Consolas" w:hAnsi="Consolas"/>
+          <w:color w:val="1A568E"/>
+          <w:sz w:val="18"/>
+        </w:rPr>
+        <w:t>↳ docs/graphify-corpus/04-rynok-i-analitika.md:1882–1890</w:t>
+      </w:r>
+    </w:p>
+    <w:p>
+      <w:r>
+        <w:rPr>
+          <w:rFonts w:ascii="Consolas" w:hAnsi="Consolas"/>
+          <w:color w:val="1A568E"/>
+          <w:sz w:val="18"/>
+        </w:rPr>
+        <w:t>↳ docs/graphify-corpus/04-rynok-i-analitika.md:1892–1899</w:t>
+      </w:r>
+    </w:p>
+    <w:p>
+      <w:r>
+        <w:rPr>
+          <w:rFonts w:ascii="Consolas" w:hAnsi="Consolas"/>
+          <w:color w:val="1A568E"/>
+          <w:sz w:val="18"/>
+        </w:rPr>
+        <w:t>↳ docs/graphify-corpus/04-rynok-i-analitika.md:1901–1928</w:t>
+      </w:r>
+    </w:p>
+    <w:p>
+      <w:r>
+        <w:rPr>
+          <w:rFonts w:ascii="Consolas" w:hAnsi="Consolas"/>
+          <w:color w:val="1A568E"/>
+          <w:sz w:val="18"/>
+        </w:rPr>
+        <w:t>↳ docs/graphify-corpus/04-rynok-i-analitika.md:2844–2850</w:t>
+      </w:r>
+    </w:p>
+    <w:p>
+      <w:r>
+        <w:rPr>
+          <w:rFonts w:ascii="Consolas" w:hAnsi="Consolas"/>
+          <w:color w:val="1A568E"/>
+          <w:sz w:val="18"/>
+        </w:rPr>
+        <w:t>↳ docs/graphify-corpus/04-rynok-i-analitika.md:4388–4394</w:t>
+      </w:r>
+    </w:p>
+    <w:p>
+      <w:r>
+        <w:rPr>
+          <w:rFonts w:ascii="Consolas" w:hAnsi="Consolas"/>
+          <w:color w:val="1A568E"/>
+          <w:sz w:val="18"/>
+        </w:rPr>
+        <w:t>↳ docs/graphify-corpus/04-rynok-i-analitika.md:4498–4504</w:t>
+      </w:r>
+    </w:p>
+    <w:p>
+      <w:r>
+        <w:rPr>
+          <w:rFonts w:ascii="Consolas" w:hAnsi="Consolas"/>
+          <w:color w:val="1A568E"/>
+          <w:sz w:val="18"/>
+        </w:rPr>
+        <w:t>↳ docs/graphify-corpus/04-rynok-i-analitika.md:4908–4915</w:t>
+      </w:r>
+    </w:p>
+    <w:p>
+      <w:r>
+        <w:rPr>
+          <w:rFonts w:ascii="Consolas" w:hAnsi="Consolas"/>
+          <w:color w:val="1A568E"/>
+          <w:sz w:val="18"/>
+        </w:rPr>
+        <w:t>↳ docs/graphify-corpus/04-rynok-i-analitika.md:6398–6404</w:t>
+      </w:r>
+    </w:p>
+    <w:p>
+      <w:r>
+        <w:rPr>
+          <w:rFonts w:ascii="Consolas" w:hAnsi="Consolas"/>
+          <w:color w:val="1A568E"/>
+          <w:sz w:val="18"/>
+        </w:rPr>
+        <w:t>↳ docs/graphify-corpus/04-rynok-i-analitika.md:6406–6412</w:t>
+      </w:r>
+    </w:p>
+    <w:p>
+      <w:r>
+        <w:rPr>
+          <w:rFonts w:ascii="Consolas" w:hAnsi="Consolas"/>
+          <w:color w:val="1A568E"/>
+          <w:sz w:val="18"/>
+        </w:rPr>
+        <w:t>↳ docs/graphify-corpus/04-rynok-i-analitika.md:6414–6420</w:t>
+      </w:r>
+    </w:p>
+    <w:p>
+      <w:r>
+        <w:rPr>
+          <w:rFonts w:ascii="Consolas" w:hAnsi="Consolas"/>
+          <w:color w:val="1A568E"/>
+          <w:sz w:val="18"/>
+        </w:rPr>
+        <w:t>↳ docs/graphify-corpus/04-rynok-i-analitika.md:6431–6437</w:t>
+      </w:r>
+    </w:p>
+    <w:p>
+      <w:pPr>
+        <w:pStyle w:val="Heading3"/>
+      </w:pPr>
+      <w:r>
+        <w:t>Фрагмент docs/graphify-corpus/04-rynok-i-analitika.md:1198–1204</w:t>
+      </w:r>
+    </w:p>
+    <w:p>
+      <w:r>
         <w:t>Сильные стороны проекта:</w:t>
       </w:r>
     </w:p>
@@ -83,6 +266,14 @@
       </w:r>
     </w:p>
     <w:p>
+      <w:pPr>
+        <w:pStyle w:val="Heading3"/>
+      </w:pPr>
+      <w:r>
+        <w:t>Фрагмент docs/graphify-corpus/04-rynok-i-analitika.md:1222–1228</w:t>
+      </w:r>
+    </w:p>
+    <w:p>
       <w:r>
         <w:t>Слабые стороны проекта:</w:t>
       </w:r>
@@ -94,6 +285,14 @@
         <w:t>Ограниченное потребление продукта в Центральной Азии.</w:t>
         <w:br/>
         <w:t>Возможные затраты на формирование спроса и образовательные кампании;</w:t>
+      </w:r>
+    </w:p>
+    <w:p>
+      <w:pPr>
+        <w:pStyle w:val="Heading3"/>
+      </w:pPr>
+      <w:r>
+        <w:t>Фрагмент docs/graphify-corpus/04-rynok-i-analitika.md:1816–1822</w:t>
       </w:r>
     </w:p>
     <w:p>
@@ -114,6 +313,14 @@
       </w:r>
     </w:p>
     <w:p>
+      <w:pPr>
+        <w:pStyle w:val="Heading3"/>
+      </w:pPr>
+      <w:r>
+        <w:t>Фрагмент docs/graphify-corpus/04-rynok-i-analitika.md:1837–1843</w:t>
+      </w:r>
+    </w:p>
+    <w:p>
       <w:r>
         <w:t>Обычные шкурки: от 250 до 400 руб./шт. regtorg.ru</w:t>
         <w:br/>
@@ -129,6 +336,14 @@
         <w:t>400 руб./мешок — при заказе до 50 мешков.</w:t>
         <w:br/>
         <w:t>320 руб./мешок — при заказе от 51 мешка.</w:t>
+      </w:r>
+    </w:p>
+    <w:p>
+      <w:pPr>
+        <w:pStyle w:val="Heading3"/>
+      </w:pPr>
+      <w:r>
+        <w:t>Фрагмент docs/graphify-corpus/04-rynok-i-analitika.md:1849–1865</w:t>
       </w:r>
     </w:p>
     <w:p>
@@ -173,6 +388,14 @@
       </w:r>
     </w:p>
     <w:p>
+      <w:pPr>
+        <w:pStyle w:val="Heading3"/>
+      </w:pPr>
+      <w:r>
+        <w:t>Фрагмент docs/graphify-corpus/04-rynok-i-analitika.md:1867–1875</w:t>
+      </w:r>
+    </w:p>
+    <w:p>
       <w:r>
         <w:t>🧀 Сыры</w:t>
       </w:r>
@@ -192,6 +415,14 @@
         <w:t>Дополнительная информация</w:t>
         <w:br/>
         <w:t>Толщина кожи: в зависимости от вида и назначения, толщина может варьироваться от 0,5 мм до 3,0 мм.</w:t>
+      </w:r>
+    </w:p>
+    <w:p>
+      <w:pPr>
+        <w:pStyle w:val="Heading3"/>
+      </w:pPr>
+      <w:r>
+        <w:t>Фрагмент docs/graphify-corpus/04-rynok-i-analitika.md:1882–1890</w:t>
       </w:r>
     </w:p>
     <w:p>
@@ -218,6 +449,14 @@
       </w:r>
     </w:p>
     <w:p>
+      <w:pPr>
+        <w:pStyle w:val="Heading3"/>
+      </w:pPr>
+      <w:r>
+        <w:t>Фрагмент docs/graphify-corpus/04-rynok-i-analitika.md:1892–1899</w:t>
+      </w:r>
+    </w:p>
+    <w:p>
       <w:r>
         <w:t>Происхождение: представлены продукты из Узбекистана, Таджикистана и России.</w:t>
         <w:br/>
@@ -236,6 +475,14 @@
         <w:t>Условия поставки</w:t>
         <w:br/>
         <w:t>Фасовка: обычно в мешках по 40–50 кг или биг-бэгах по 950–1000 кг.</w:t>
+      </w:r>
+    </w:p>
+    <w:p>
+      <w:pPr>
+        <w:pStyle w:val="Heading3"/>
+      </w:pPr>
+      <w:r>
+        <w:t>Фрагмент docs/graphify-corpus/04-rynok-i-analitika.md:1901–1928</w:t>
       </w:r>
     </w:p>
     <w:p>
@@ -308,6 +555,14 @@
       </w:r>
     </w:p>
     <w:p>
+      <w:pPr>
+        <w:pStyle w:val="Heading3"/>
+      </w:pPr>
+      <w:r>
+        <w:t>Фрагмент docs/graphify-corpus/04-rynok-i-analitika.md:2844–2850</w:t>
+      </w:r>
+    </w:p>
+    <w:p>
       <w:r>
         <w:t>удовлетворения энергетических потребностей малых и средних хозяйств;</w:t>
         <w:br/>
@@ -330,6 +585,14 @@
       </w:r>
     </w:p>
     <w:p>
+      <w:pPr>
+        <w:pStyle w:val="Heading3"/>
+      </w:pPr>
+      <w:r>
+        <w:t>Фрагмент docs/graphify-corpus/04-rynok-i-analitika.md:4388–4394</w:t>
+      </w:r>
+    </w:p>
+    <w:p>
       <w:r>
         <w:t>Потребительские предпочтения:</w:t>
         <w:br/>
@@ -344,6 +607,14 @@
         <w:t>Нидерланды:</w:t>
         <w:br/>
         <w:t>Нидерланды остаются мировым лидером в цветочной торговле, в основном благодаря аукциону Royal FloraHolland, через который проходит значительная часть мирового оборота цветов.</w:t>
+      </w:r>
+    </w:p>
+    <w:p>
+      <w:pPr>
+        <w:pStyle w:val="Heading3"/>
+      </w:pPr>
+      <w:r>
+        <w:t>Фрагмент docs/graphify-corpus/04-rynok-i-analitika.md:4498–4504</w:t>
       </w:r>
     </w:p>
     <w:p>
@@ -364,6 +635,14 @@
       </w:r>
     </w:p>
     <w:p>
+      <w:pPr>
+        <w:pStyle w:val="Heading3"/>
+      </w:pPr>
+      <w:r>
+        <w:t>Фрагмент docs/graphify-corpus/04-rynok-i-analitika.md:4908–4915</w:t>
+      </w:r>
+    </w:p>
+    <w:p>
       <w:r>
         <w:t>Анализ рынка кожи животных</w:t>
         <w:br/>
@@ -379,6 +658,14 @@
     <w:p>
       <w:r>
         <w:t>---</w:t>
+      </w:r>
+    </w:p>
+    <w:p>
+      <w:pPr>
+        <w:pStyle w:val="Heading3"/>
+      </w:pPr>
+      <w:r>
+        <w:t>Фрагмент docs/graphify-corpus/04-rynok-i-analitika.md:6398–6404</w:t>
       </w:r>
     </w:p>
     <w:p>
@@ -407,6 +694,14 @@
         <w:pStyle w:val="Heading3"/>
       </w:pPr>
       <w:r>
+        <w:t>Фрагмент docs/graphify-corpus/04-rynok-i-analitika.md:6406–6412</w:t>
+      </w:r>
+    </w:p>
+    <w:p>
+      <w:pPr>
+        <w:pStyle w:val="Heading3"/>
+      </w:pPr>
+      <w:r>
         <w:t>Обзор аналитика</w:t>
       </w:r>
     </w:p>
@@ -421,6 +716,14 @@
       </w:pPr>
       <w:r>
         <w:t>Факторы роста рынка желатина</w:t>
+      </w:r>
+    </w:p>
+    <w:p>
+      <w:pPr>
+        <w:pStyle w:val="Heading3"/>
+      </w:pPr>
+      <w:r>
+        <w:t>Фрагмент docs/graphify-corpus/04-rynok-i-analitika.md:6414–6420</w:t>
       </w:r>
     </w:p>
     <w:p>
@@ -439,6 +742,14 @@
       </w:pPr>
       <w:r>
         <w:t>Тенденции рынка желатина</w:t>
+      </w:r>
+    </w:p>
+    <w:p>
+      <w:pPr>
+        <w:pStyle w:val="Heading3"/>
+      </w:pPr>
+      <w:r>
+        <w:t>Фрагмент docs/graphify-corpus/04-rynok-i-analitika.md:6431–6437</w:t>
       </w:r>
     </w:p>
     <w:p>
@@ -473,6 +784,99 @@
     </w:p>
     <w:p>
       <w:r>
+        <w:t>Ссылки на исходный ТЭО (файл:строка):</w:t>
+      </w:r>
+    </w:p>
+    <w:p>
+      <w:r>
+        <w:rPr>
+          <w:rFonts w:ascii="Consolas" w:hAnsi="Consolas"/>
+          <w:color w:val="1A568E"/>
+          <w:sz w:val="18"/>
+        </w:rPr>
+        <w:t>↳ docs/graphify-corpus/01-vvedenie-i-resume.md:133–139</w:t>
+      </w:r>
+    </w:p>
+    <w:p>
+      <w:r>
+        <w:rPr>
+          <w:rFonts w:ascii="Consolas" w:hAnsi="Consolas"/>
+          <w:color w:val="1A568E"/>
+          <w:sz w:val="18"/>
+        </w:rPr>
+        <w:t>↳ docs/graphify-corpus/01-vvedenie-i-resume.md:149–155</w:t>
+      </w:r>
+    </w:p>
+    <w:p>
+      <w:r>
+        <w:rPr>
+          <w:rFonts w:ascii="Consolas" w:hAnsi="Consolas"/>
+          <w:color w:val="1A568E"/>
+          <w:sz w:val="18"/>
+        </w:rPr>
+        <w:t>↳ docs/graphify-corpus/01-vvedenie-i-resume.md:358–368</w:t>
+      </w:r>
+    </w:p>
+    <w:p>
+      <w:r>
+        <w:rPr>
+          <w:rFonts w:ascii="Consolas" w:hAnsi="Consolas"/>
+          <w:color w:val="1A568E"/>
+          <w:sz w:val="18"/>
+        </w:rPr>
+        <w:t>↳ docs/graphify-corpus/01-vvedenie-i-resume.md:371–377</w:t>
+      </w:r>
+    </w:p>
+    <w:p>
+      <w:r>
+        <w:rPr>
+          <w:rFonts w:ascii="Consolas" w:hAnsi="Consolas"/>
+          <w:color w:val="1A568E"/>
+          <w:sz w:val="18"/>
+        </w:rPr>
+        <w:t>↳ docs/graphify-corpus/01-vvedenie-i-resume.md:563–570</w:t>
+      </w:r>
+    </w:p>
+    <w:p>
+      <w:r>
+        <w:rPr>
+          <w:rFonts w:ascii="Consolas" w:hAnsi="Consolas"/>
+          <w:color w:val="1A568E"/>
+          <w:sz w:val="18"/>
+        </w:rPr>
+        <w:t>↳ docs/graphify-corpus/01-vvedenie-i-resume.md:1620–1637</w:t>
+      </w:r>
+    </w:p>
+    <w:p>
+      <w:r>
+        <w:rPr>
+          <w:rFonts w:ascii="Consolas" w:hAnsi="Consolas"/>
+          <w:color w:val="1A568E"/>
+          <w:sz w:val="18"/>
+        </w:rPr>
+        <w:t>↳ docs/graphify-corpus/01-vvedenie-i-resume.md:1675–1681</w:t>
+      </w:r>
+    </w:p>
+    <w:p>
+      <w:r>
+        <w:rPr>
+          <w:rFonts w:ascii="Consolas" w:hAnsi="Consolas"/>
+          <w:color w:val="1A568E"/>
+          <w:sz w:val="18"/>
+        </w:rPr>
+        <w:t>↳ docs/graphify-corpus/01-vvedenie-i-resume.md:1698–1701</w:t>
+      </w:r>
+    </w:p>
+    <w:p>
+      <w:pPr>
+        <w:pStyle w:val="Heading3"/>
+      </w:pPr>
+      <w:r>
+        <w:t>Фрагмент docs/graphify-corpus/01-vvedenie-i-resume.md:133–139</w:t>
+      </w:r>
+    </w:p>
+    <w:p>
+      <w:r>
         <w:t>Предпосылки для создания проекта в области животноводства и переработки продукции в Херсонской области Российской Федерации</w:t>
         <w:br/>
         <w:t>Дефицит мяса и растущий внутренний спрос</w:t>
@@ -490,6 +894,14 @@
       </w:r>
     </w:p>
     <w:p>
+      <w:pPr>
+        <w:pStyle w:val="Heading3"/>
+      </w:pPr>
+      <w:r>
+        <w:t>Фрагмент docs/graphify-corpus/01-vvedenie-i-resume.md:149–155</w:t>
+      </w:r>
+    </w:p>
+    <w:p>
       <w:r>
         <w:t>Высокий спрос на телятину и ягнятину</w:t>
         <w:br/>
@@ -502,6 +914,14 @@
         <w:t>✓ В Херсонской области в настоящее время отсутствуют промышленные хозяйства по разведению элитных европейских мясных пород, таких как Кьянина и Маркиджиана;</w:t>
         <w:br/>
         <w:t>✓ Эти породы обладают высокой мясной продуктивностью, эффективной конверсией корма и крупной тушей, что делает их перспективными для масштабного производства говядины премиум-класса;</w:t>
+      </w:r>
+    </w:p>
+    <w:p>
+      <w:pPr>
+        <w:pStyle w:val="Heading3"/>
+      </w:pPr>
+      <w:r>
+        <w:t>Фрагмент docs/graphify-corpus/01-vvedenie-i-resume.md:358–368</w:t>
       </w:r>
     </w:p>
     <w:p>
@@ -531,6 +951,14 @@
       </w:r>
     </w:p>
     <w:p>
+      <w:pPr>
+        <w:pStyle w:val="Heading3"/>
+      </w:pPr>
+      <w:r>
+        <w:t>Фрагмент docs/graphify-corpus/01-vvedenie-i-resume.md:371–377</w:t>
+      </w:r>
+    </w:p>
+    <w:p>
       <w:r>
         <w:t>Богатство витаминов и минералов: крольчатина содержит важные витамины и микроэлементы.</w:t>
         <w:br/>
@@ -550,6 +978,14 @@
       </w:r>
     </w:p>
     <w:p>
+      <w:pPr>
+        <w:pStyle w:val="Heading3"/>
+      </w:pPr>
+      <w:r>
+        <w:t>Фрагмент docs/graphify-corpus/01-vvedenie-i-resume.md:563–570</w:t>
+      </w:r>
+    </w:p>
+    <w:p>
       <w:r>
         <w:t>Табл. 2</w:t>
         <w:br/>
@@ -566,6 +1002,14 @@
         <w:t>Натуральная кожа — высококачественная и прочная, используемая для производства изделий премиум-класса, обладающая долговечностью и отличной текстурой;</w:t>
         <w:br/>
         <w:t>Халяльный желатин — произведен по строгим исламским стандартам, что обеспечивает его соответствие всем требованиям для мусульманского потребления;</w:t>
+      </w:r>
+    </w:p>
+    <w:p>
+      <w:pPr>
+        <w:pStyle w:val="Heading3"/>
+      </w:pPr>
+      <w:r>
+        <w:t>Фрагмент docs/graphify-corpus/01-vvedenie-i-resume.md:1620–1637</w:t>
       </w:r>
     </w:p>
     <w:p>
@@ -612,6 +1056,14 @@
       </w:r>
     </w:p>
     <w:p>
+      <w:pPr>
+        <w:pStyle w:val="Heading3"/>
+      </w:pPr>
+      <w:r>
+        <w:t>Фрагмент docs/graphify-corpus/01-vvedenie-i-resume.md:1675–1681</w:t>
+      </w:r>
+    </w:p>
+    <w:p>
       <w:r>
         <w:t>6. Проблемы со стройматериалами и кормами в связи с повышением на них цен.</w:t>
         <w:br/>
@@ -626,6 +1078,14 @@
         <w:t>11. Нет мотивации в подготовке высококвалифицированных кадров.</w:t>
         <w:br/>
         <w:t>12. Слабо развита логистика, отсюда проблемы с реализацией продукции.</w:t>
+      </w:r>
+    </w:p>
+    <w:p>
+      <w:pPr>
+        <w:pStyle w:val="Heading3"/>
+      </w:pPr>
+      <w:r>
+        <w:t>Фрагмент docs/graphify-corpus/01-vvedenie-i-resume.md:1698–1701</w:t>
       </w:r>
     </w:p>
     <w:p>
@@ -645,6 +1105,39 @@
       </w:pPr>
       <w:r>
         <w:t>Источник: docs/teo/05-4-рынок-и-концепция-маркетинга.md</w:t>
+      </w:r>
+    </w:p>
+    <w:p>
+      <w:r>
+        <w:t>Ссылки на исходный ТЭО (файл:строка):</w:t>
+      </w:r>
+    </w:p>
+    <w:p>
+      <w:r>
+        <w:rPr>
+          <w:rFonts w:ascii="Consolas" w:hAnsi="Consolas"/>
+          <w:color w:val="1A568E"/>
+          <w:sz w:val="18"/>
+        </w:rPr>
+        <w:t>↳ docs/teo/05-4-рынок-и-концепция-маркетинга.md:4–19</w:t>
+      </w:r>
+    </w:p>
+    <w:p>
+      <w:r>
+        <w:rPr>
+          <w:rFonts w:ascii="Consolas" w:hAnsi="Consolas"/>
+          <w:color w:val="1A568E"/>
+          <w:sz w:val="18"/>
+        </w:rPr>
+        <w:t>↳ docs/teo/05-4-рынок-и-концепция-маркетинга.md:230–238</w:t>
+      </w:r>
+    </w:p>
+    <w:p>
+      <w:pPr>
+        <w:pStyle w:val="Heading3"/>
+      </w:pPr>
+      <w:r>
+        <w:t>Фрагмент docs/teo/05-4-рынок-и-концепция-маркетинга.md:4–19</w:t>
       </w:r>
     </w:p>
     <w:p>
@@ -687,6 +1180,14 @@
       </w:pPr>
       <w:r>
         <w:t>Описание продукта</w:t>
+      </w:r>
+    </w:p>
+    <w:p>
+      <w:pPr>
+        <w:pStyle w:val="Heading3"/>
+      </w:pPr>
+      <w:r>
+        <w:t>Фрагмент docs/teo/05-4-рынок-и-концепция-маркетинга.md:230–238</w:t>
       </w:r>
     </w:p>
     <w:p>

--- a/docs/inventory/krolikovodstvo/docx/T09-market-swot.docx
+++ b/docs/inventory/krolikovodstvo/docx/T09-market-swot.docx
@@ -96,7 +96,17 @@
           <w:color w:val="1A568E"/>
           <w:sz w:val="18"/>
         </w:rPr>
-        <w:t>↳ docs/graphify-corpus/04-rynok-i-analitika.md:1816–1822</w:t>
+        <w:t>↳ docs/graphify-corpus/04-rynok-i-analitika.md:1296–1304</w:t>
+      </w:r>
+    </w:p>
+    <w:p>
+      <w:r>
+        <w:rPr>
+          <w:rFonts w:ascii="Consolas" w:hAnsi="Consolas"/>
+          <w:color w:val="1A568E"/>
+          <w:sz w:val="18"/>
+        </w:rPr>
+        <w:t>↳ docs/graphify-corpus/04-rynok-i-analitika.md:1816–1826</w:t>
       </w:r>
     </w:p>
     <w:p>
@@ -186,6 +196,36 @@
           <w:color w:val="1A568E"/>
           <w:sz w:val="18"/>
         </w:rPr>
+        <w:t>↳ docs/graphify-corpus/04-rynok-i-analitika.md:4420–4426</w:t>
+      </w:r>
+    </w:p>
+    <w:p>
+      <w:r>
+        <w:rPr>
+          <w:rFonts w:ascii="Consolas" w:hAnsi="Consolas"/>
+          <w:color w:val="1A568E"/>
+          <w:sz w:val="18"/>
+        </w:rPr>
+        <w:t>↳ docs/graphify-corpus/04-rynok-i-analitika.md:4429–4435</w:t>
+      </w:r>
+    </w:p>
+    <w:p>
+      <w:r>
+        <w:rPr>
+          <w:rFonts w:ascii="Consolas" w:hAnsi="Consolas"/>
+          <w:color w:val="1A568E"/>
+          <w:sz w:val="18"/>
+        </w:rPr>
+        <w:t>↳ docs/graphify-corpus/04-rynok-i-analitika.md:4458–4471</w:t>
+      </w:r>
+    </w:p>
+    <w:p>
+      <w:r>
+        <w:rPr>
+          <w:rFonts w:ascii="Consolas" w:hAnsi="Consolas"/>
+          <w:color w:val="1A568E"/>
+          <w:sz w:val="18"/>
+        </w:rPr>
         <w:t>↳ docs/graphify-corpus/04-rynok-i-analitika.md:4498–4504</w:t>
       </w:r>
     </w:p>
@@ -237,6 +277,36 @@
           <w:sz w:val="18"/>
         </w:rPr>
         <w:t>↳ docs/graphify-corpus/04-rynok-i-analitika.md:6431–6437</w:t>
+      </w:r>
+    </w:p>
+    <w:p>
+      <w:r>
+        <w:rPr>
+          <w:rFonts w:ascii="Consolas" w:hAnsi="Consolas"/>
+          <w:color w:val="1A568E"/>
+          <w:sz w:val="18"/>
+        </w:rPr>
+        <w:t>↳ docs/graphify-corpus/04-rynok-i-analitika.md:6859–6865</w:t>
+      </w:r>
+    </w:p>
+    <w:p>
+      <w:r>
+        <w:rPr>
+          <w:rFonts w:ascii="Consolas" w:hAnsi="Consolas"/>
+          <w:color w:val="1A568E"/>
+          <w:sz w:val="18"/>
+        </w:rPr>
+        <w:t>↳ docs/graphify-corpus/04-rynok-i-analitika.md:6989–6995</w:t>
+      </w:r>
+    </w:p>
+    <w:p>
+      <w:r>
+        <w:rPr>
+          <w:rFonts w:ascii="Consolas" w:hAnsi="Consolas"/>
+          <w:color w:val="1A568E"/>
+          <w:sz w:val="18"/>
+        </w:rPr>
+        <w:t>↳ docs/graphify-corpus/04-rynok-i-analitika.md:6998–7004</w:t>
       </w:r>
     </w:p>
     <w:p>
@@ -292,7 +362,35 @@
         <w:pStyle w:val="Heading3"/>
       </w:pPr>
       <w:r>
-        <w:t>Фрагмент docs/graphify-corpus/04-rynok-i-analitika.md:1816–1822</w:t>
+        <w:t>Фрагмент docs/graphify-corpus/04-rynok-i-analitika.md:1296–1304</w:t>
+      </w:r>
+    </w:p>
+    <w:p>
+      <w:r>
+        <w:t>Условно рынок сырья для флористов и цветочных магазинов можно разделить на товары, поставляемые из-за границы, и внутренних поставщиков свежесрезанных цветов.</w:t>
+        <w:br/>
+        <w:t>Динамика импорта срезанных цветов</w:t>
+        <w:br/>
+        <w:t>В допандемийные годы основными поставщиками срезанных цветов были импортеры. Так, по данным отчета АК BusinesStat «Анализ рынка срезанных цветов в России», на резкое сокращение импорта в 2015 повлиял запрет на ввоз цветов из Нидерландов, квотирование импорта из Эквадора и Колумбии. Некоторый рост цветочный рынок показал в 2017-2018 гг. за счет увеличения поставок из Беларуси. Поэтому структура ввозных срезанных цветов по долям импорта различных стран выглядела следующим образом (диаграмма 1).</w:t>
+      </w:r>
+    </w:p>
+    <w:p>
+      <w:r>
+        <w:t>Уже в 2021 г. ситуация поменялась. В аналитическом отчете BusinesStat отмечена положительная динамика импорта срезанных цветов. По итогам 2021 г. в Россию ввезено 1,68 млрд единиц срезанных цветов, это на 12,7% больше показателей 2017 г. (1,49 млрд единиц). Крупнейшими импортерами в этот период были:</w:t>
+        <w:br/>
+        <w:t>Эквадор — 31,7% импорта (533,4 млн штук),</w:t>
+        <w:br/>
+        <w:t>Нидерланды — 29% (487,4 млн штук),</w:t>
+        <w:br/>
+        <w:t>Кения — 11,9% (198,8 млн),</w:t>
+      </w:r>
+    </w:p>
+    <w:p>
+      <w:pPr>
+        <w:pStyle w:val="Heading3"/>
+      </w:pPr>
+      <w:r>
+        <w:t>Фрагмент docs/graphify-corpus/04-rynok-i-analitika.md:1816–1826</w:t>
       </w:r>
     </w:p>
     <w:p>
@@ -310,6 +408,14 @@
         <w:t>Мясо кролика</w:t>
         <w:br/>
         <w:t>Тушка охлаждённая/замороженная: от 430 до 600 руб./кг regtorg.ru</w:t>
+        <w:br/>
+        <w:t>Филе кролика: от 620 до 1 070 руб./кг regtorg.ru+10agroserver.ru+10ryboedov.ru+10</w:t>
+        <w:br/>
+        <w:t>Субпродукты</w:t>
+        <w:br/>
+        <w:t>Печень кролика: от 250 до 400 руб./кг</w:t>
+        <w:br/>
+        <w:t>Почки кролика: около 372 руб./упаковка 550 г</w:t>
       </w:r>
     </w:p>
     <w:p>
@@ -614,6 +720,96 @@
         <w:pStyle w:val="Heading3"/>
       </w:pPr>
       <w:r>
+        <w:t>Фрагмент docs/graphify-corpus/04-rynok-i-analitika.md:4420–4426</w:t>
+      </w:r>
+    </w:p>
+    <w:p>
+      <w:r>
+        <w:t>Экономическая ситуация, курсы валют, стоимость логистики, уровень доходов потребителей, а также изменения в таможенных тарифах и логистических цепочках.</w:t>
+        <w:br/>
+        <w:t>В заключение, российский рынок цветов переживает период роста и трансформации, с увеличением онлайн-продаж, развитием локального производства и изменением структуры потребления.</w:t>
+      </w:r>
+    </w:p>
+    <w:p>
+      <w:r>
+        <w:t>BusinesStat, 1 мая 2025</w:t>
+      </w:r>
+    </w:p>
+    <w:p>
+      <w:r>
+        <w:t>---</w:t>
+      </w:r>
+    </w:p>
+    <w:p>
+      <w:pPr>
+        <w:pStyle w:val="Heading3"/>
+      </w:pPr>
+      <w:r>
+        <w:t>Фрагмент docs/graphify-corpus/04-rynok-i-analitika.md:4429–4435</w:t>
+      </w:r>
+    </w:p>
+    <w:p>
+      <w:r>
+        <w:t>Основная часть цветов поставляется из Кении и Эквадора.</w:t>
+      </w:r>
+    </w:p>
+    <w:p>
+      <w:r>
+        <w:t>По данным «Анализа рынка срезанных роз в России», подготовленного BusinesStat в 2025 г, в 2024 г их импорт в страну вырос на 7% и составил 816 млн шт.</w:t>
+        <w:br/>
+        <w:t>В последние годы на российском рынке доля импортных свежих роз почти в 2 раза превышает долю отечественной продукции. В июле 2024 г был увеличен размер пошлины на импорт цветов из недружественных стран – с 5 до 20% от стоимости. Однако на импорте роз в 2024 г увеличение пошлины практически не отразилось, так как основная часть цветов поставляется из Кении и Эквадора. Повышенная пошлина на импорт цветов из недружественных стран продолжит действовать до конца 2025 г.</w:t>
+        <w:br/>
+        <w:t>Полностью заместить импортные розы российскими на данный момент не представляется возможным. Отечественные производители осуществляют инвестиционные проекты по выращиванию роз на срез, но для создания высокотехнологичных тепличных комплексов требуются время и значительные материальные затраты. Также остро стоит проблема зависимости предприятий от импортного посадочного материала в связи с отсутствием собственного сертифицированного производства саженцев и луковиц для промышленного выращивания.</w:t>
+        <w:br/>
+        <w:t>В 2024 году основные поставки цветов в Россию осуществляются из Нидерландов, Эквадора, Колумбии, Кении, а также из Белоруссии, Казахстана и Узбекистана.</w:t>
+      </w:r>
+    </w:p>
+    <w:p>
+      <w:pPr>
+        <w:pStyle w:val="Heading3"/>
+      </w:pPr>
+      <w:r>
+        <w:t>Фрагмент docs/graphify-corpus/04-rynok-i-analitika.md:4458–4471</w:t>
+      </w:r>
+    </w:p>
+    <w:p>
+      <w:r>
+        <w:t>10.03.25</w:t>
+        <w:br/>
+        <w:t>Названы главные поставщики цветов в Россию</w:t>
+        <w:br/>
+        <w:t>ПРАЙМ. Больше всего цветов в Россию в 2024 году году было привезено из Нидерландов, Армении и Белоруссии, при этом на эти страны пришлось 85% всего российского цветочного импорта, подсчитало РИА Новости по данным национальных статслужб, а также по данным Национальной ассоциации цветоводов и оценке компании BusinesStat, которыми они поделились с агентством.</w:t>
+      </w:r>
+    </w:p>
+    <w:p>
+      <w:r>
+        <w:t>Так, по итогам 2024 года подавляющую долю в более чем 70% в российском импорте срезанных цветов заняли Нидерланды - их поставки в РФ составили 321,5 миллиона долларов. В тройку также вошли Армения с объемом поставок на 32,1 миллиона и долей в 7,1% и Белоруссия, которая по оценкам отправила в Россию цветов на 28 миллионов долларов, заняв долю в 6,2%.</w:t>
+        <w:br/>
+        <w:t>Следом расположился Эквадор, чей экспорт в РФ оценивается в 27,1 миллиона долларов (6%), Латвия - 10,7 миллиона (2,4%), Колумбия - 8,2 миллиона (1,8%), Казахстан - 7,7 миллиона (1,7%), Китай - 4,7 миллиона (1%) и Литва - 4,2 миллиона (0,9%). Замкнули топ-15 главных продавцов срезанных цветов России Израиль (1,2 миллиона долларов), Кения (оценочно 800 тысяч), Таиланд (761 тысяч), Нигерия (700 тысяч) и Узбекистан (632 тысячи).</w:t>
+      </w:r>
+    </w:p>
+    <w:p>
+      <w:r>
+        <w:t>Интересно, что Кения и Эквадор импортируют в РФ не только напрямую, но и через другие страны. "К примеру, в последние несколько лет огромный объем импорта пришелся на Латвию и Литву - производств такого масштаба в указанных странах нет", - отметила исполнительный директор Национальной ассоциации цветоводов Виктория Крылова.</w:t>
+      </w:r>
+    </w:p>
+    <w:p>
+      <w:r>
+        <w:t>Больше всего в 2024 году, по сравнению с 2023 годом, Россия нарастила покупки цветов у Эквадора - почти в 36 раз до 27,1 миллиона долларов (по оценке BusinesStat) с 8,2 миллиона, согласно открытым данным. Среди главных поставщиков заметно нарастили цветочный экспорт в Россию Израиль (в 3,7 раза), Казахстан (в 3 раза) и Белоруссия (в 2,3 раза). Сильнее всего сократили Литва (на 79%), Латвия (-50%) и Турция (-28%).</w:t>
+      </w:r>
+    </w:p>
+    <w:p>
+      <w:r>
+        <w:t>07.03.2025 19:59</w:t>
+        <w:br/>
+        <w:t>Экономика</w:t>
+      </w:r>
+    </w:p>
+    <w:p>
+      <w:pPr>
+        <w:pStyle w:val="Heading3"/>
+      </w:pPr>
+      <w:r>
         <w:t>Фрагмент docs/graphify-corpus/04-rynok-i-analitika.md:4498–4504</w:t>
       </w:r>
     </w:p>
@@ -776,6 +972,77 @@
     </w:p>
     <w:p>
       <w:pPr>
+        <w:pStyle w:val="Heading3"/>
+      </w:pPr>
+      <w:r>
+        <w:t>Фрагмент docs/graphify-corpus/04-rynok-i-analitika.md:6859–6865</w:t>
+      </w:r>
+    </w:p>
+    <w:p>
+      <w:r>
+        <w:t>В 2022 г продажи черной икры в России сократились на 2,3% до 82,6 т.  На продажи повлияло сокращение въездного турпотока в Россию, в 2022 г он снизился на 30%. Черная икра является российским брендом, и значительная часть ее продаж приходится на иностранных туристов. Продукт широко представлен в ресторанах и в специализированных магазинах крупных российских городов, посещаемых туристами, а также входит в ассортимент магазинов беспошлинной торговли в аэропортах.</w:t>
+        <w:br/>
+        <w:t>В 2018-2021 гг продажи черной икры ежегодно увеличивались. Даже в 2020 г, в условиях пандемии, когда были закрыты рестораны, продажи выросли на 7,5% несмотря на то, что черная икра является преимущественно ресторанным продуктом.</w:t>
+        <w:br/>
+        <w:t>В 2020 г нарастить объем продаж позволила активизация розничного канала сбыта. Опасаясь роста запасов скоропортящейся продукции, продавцы предоставляли покупателям очень привлекательные скидки. Огромное подспорье продавцам оказало в этой ситуации стремительное развитие служб доставки. В 2020 г, в условиях сокращения потока в Россию иностранных туристов, круг покупателей черной икры впервые за долгое время расширился за счет российских граждан.</w:t>
+        <w:br/>
+        <w:t>В 2021 г розничные продажи черной икры продолжили расти. Кроме того, происходило восстановление продаж в секторе HoReCa в условиях отмены коронавирусных ограничений. В результате действия описанных факторов совокупные продажи черной икры в 2021 г выросли, по оценкам BusinesStat, на 25,9%.</w:t>
+        <w:br/>
+        <w:t>В долгосрочной перспективе главные возможности увеличения продаж черной икры состоят в стимулировании сбыта продукции прежде всего отечественным потребителям – посредством продуманных рекламно-информационных кампаний, грамотного подхода к организации доставки, возрождения утраченной культуры потребления черной икры.</w:t>
+        <w:br/>
+        <w:t>8 декабря, 2023</w:t>
+      </w:r>
+    </w:p>
+    <w:p>
+      <w:pPr>
+        <w:pStyle w:val="Heading3"/>
+      </w:pPr>
+      <w:r>
+        <w:t>Фрагмент docs/graphify-corpus/04-rynok-i-analitika.md:6989–6995</w:t>
+      </w:r>
+    </w:p>
+    <w:p>
+      <w:r>
+        <w:t>Помимо Украины и России, другие страны, такие как Аргентина, Турция и Франция, также производят подсолнечное масло в меньших объемах. Однако, именно Украина и Россия продолжают удерживать лидирующие позиции благодаря высокому качеству продукции и конкурентоспособным ценам.</w:t>
+      </w:r>
+    </w:p>
+    <w:p>
+      <w:r>
+        <w:t>BusinesStat, 1 апреля 2024</w:t>
+      </w:r>
+    </w:p>
+    <w:p>
+      <w:r>
+        <w:t>---</w:t>
+      </w:r>
+    </w:p>
+    <w:p>
+      <w:pPr>
+        <w:pStyle w:val="Heading3"/>
+      </w:pPr>
+      <w:r>
+        <w:t>Фрагмент docs/graphify-corpus/04-rynok-i-analitika.md:6998–7004</w:t>
+      </w:r>
+    </w:p>
+    <w:p>
+      <w:r>
+        <w:t>Продажи подстегивает растущий спрос на косметику и фармацевтику, в производстве которых используется подсолнечное масло.</w:t>
+      </w:r>
+    </w:p>
+    <w:p>
+      <w:r>
+        <w:t>По данным "Анализа мирового рынка подсолнечного масла", подготовленного BusinesStat в 2024 г, в 2019-2023 гг его продажи в мире возросли на 7%: с 18,9 до 20,2 млн т. В целом для рынка была характерна тенденция увеличения спроса благодаря следующим факторам:</w:t>
+      </w:r>
+    </w:p>
+    <w:p>
+      <w:r>
+        <w:t>Рост численности мирового населения и, соответственно, увеличение потребления продуктов питания в целом, включая подсолнечное и иные виды растительных масел.</w:t>
+        <w:br/>
+        <w:t>Применение подсолнечного масла в производстве косметических и фармацевтических препаратов, повышение спроса на которые приводит к увеличению продаж подсолнечного масла в мире.</w:t>
+      </w:r>
+    </w:p>
+    <w:p>
+      <w:pPr>
         <w:pStyle w:val="Heading2"/>
       </w:pPr>
       <w:r>
@@ -854,7 +1121,7 @@
           <w:color w:val="1A568E"/>
           <w:sz w:val="18"/>
         </w:rPr>
-        <w:t>↳ docs/graphify-corpus/01-vvedenie-i-resume.md:1675–1681</w:t>
+        <w:t>↳ docs/graphify-corpus/01-vvedenie-i-resume.md:1675–1687</w:t>
       </w:r>
     </w:p>
     <w:p>
@@ -864,7 +1131,7 @@
           <w:color w:val="1A568E"/>
           <w:sz w:val="18"/>
         </w:rPr>
-        <w:t>↳ docs/graphify-corpus/01-vvedenie-i-resume.md:1698–1701</w:t>
+        <w:t>↳ docs/graphify-corpus/01-vvedenie-i-resume.md:1693–1701</w:t>
       </w:r>
     </w:p>
     <w:p>
@@ -1060,7 +1327,7 @@
         <w:pStyle w:val="Heading3"/>
       </w:pPr>
       <w:r>
-        <w:t>Фрагмент docs/graphify-corpus/01-vvedenie-i-resume.md:1675–1681</w:t>
+        <w:t>Фрагмент docs/graphify-corpus/01-vvedenie-i-resume.md:1675–1687</w:t>
       </w:r>
     </w:p>
     <w:p>
@@ -1078,6 +1345,19 @@
         <w:t>11. Нет мотивации в подготовке высококвалифицированных кадров.</w:t>
         <w:br/>
         <w:t>12. Слабо развита логистика, отсюда проблемы с реализацией продукции.</w:t>
+        <w:br/>
+        <w:t>13. Отсутствует централизованный сбор и переработка шкурок кроликов.</w:t>
+        <w:br/>
+        <w:t>14. Нет культуры питания (потребления кроличьего мяса). Практически отсутствует мясо кролика в рационах дошкольных, школьных, лечебных учреждений и др.</w:t>
+        <w:br/>
+        <w:t>15. Отсутствует пропаганда здорового образа жизни для детей, переход с синтетических изделий на экологически чистый, теплый мех кролика.</w:t>
+      </w:r>
+    </w:p>
+    <w:p>
+      <w:r>
+        <w:t>Предложения по развитию кролиководства</w:t>
+        <w:br/>
+        <w:t>1. Решив в комплексе вышеперечисленные проблемы нам необходимо изменить отношение к отрасли. В одном регионе необходимо разместить несколько кроликоферм, рядом с ними селекционный центр или племрепродуктор, комбикормовый завод, комбинат по убою и первичной обработке мяса, мини-фабрику по выделке шкурок и пошиву изделий, в первую очередь для детей дошкольного возраста и младших классов.</w:t>
       </w:r>
     </w:p>
     <w:p>
@@ -1085,7 +1365,16 @@
         <w:pStyle w:val="Heading3"/>
       </w:pPr>
       <w:r>
-        <w:t>Фрагмент docs/graphify-corpus/01-vvedenie-i-resume.md:1698–1701</w:t>
+        <w:t>Фрагмент docs/graphify-corpus/01-vvedenie-i-resume.md:1693–1701</w:t>
+      </w:r>
+    </w:p>
+    <w:p>
+      <w:r>
+        <w:t>Рост продаж мяса кроликов на 1,3% до 10,2 тыс. тонн</w:t>
+        <w:br/>
+        <w:t>Объем продаж мяса кроликов в России по итогам 2024 года достиг 10,2 тыс. тонн, что стало максимальным значением за последние пять лет. По сравнению с показателями 2023 года рост составил 1,3%. Об этом стало известно в апреле 2025 года.</w:t>
+        <w:br/>
+        <w:t>Как сообщает BusinesStat, с 2020 по 2024 год продажи мяса кроликов в России выросли на 8,7%. В 2020 году этот показатель составлял 9,4 тыс. тонн, а в 2021 году увеличился до 9,7 тыс. тонн, что соответствует приросту в 2,8%.</w:t>
       </w:r>
     </w:p>
     <w:p>
@@ -1097,6 +1386,145 @@
         <w:t>Второй фактор связан с изменением структуры производства. Наблюдается тенденция к сокращению поголовья кроликов в личных хозяйствах населения при одновременном росте поголовья в сельскохозяйственных организациях. Таким образом, потребление мяса кроликов постепенно перемещается из натурального сектора в коммерческий, что создает предпосылки для увеличения продаж.</w:t>
         <w:br/>
         <w:t>Еще одним фактором роста спроса является высокая биологическая ценность и полезные свойства мяса кроликов. Этот продукт пользуется популярностью среди приверженцев здорового образа жизни, а также используется в лечебном питании. Кроме того, растет спрос на мясо кроликов со стороны сектора промышленной переработки, особенно от производителей детского питания.</w:t>
+      </w:r>
+    </w:p>
+    <w:p>
+      <w:pPr>
+        <w:pStyle w:val="Heading2"/>
+      </w:pPr>
+      <w:r>
+        <w:t>Источник: docs/teo/122-сельхозпроизводство-в-2024-году-снизилось-на-32.md (дубль цен из 04-rynok — сверять)</w:t>
+      </w:r>
+    </w:p>
+    <w:p>
+      <w:r>
+        <w:t>Ссылки на исходный ТЭО (файл:строка):</w:t>
+      </w:r>
+    </w:p>
+    <w:p>
+      <w:r>
+        <w:rPr>
+          <w:rFonts w:ascii="Consolas" w:hAnsi="Consolas"/>
+          <w:color w:val="1A568E"/>
+          <w:sz w:val="18"/>
+        </w:rPr>
+        <w:t>↳ docs/teo/122-сельхозпроизводство-в-2024-году-снизилось-на-32.md:67–76</w:t>
+      </w:r>
+    </w:p>
+    <w:p>
+      <w:r>
+        <w:rPr>
+          <w:rFonts w:ascii="Consolas" w:hAnsi="Consolas"/>
+          <w:color w:val="1A568E"/>
+          <w:sz w:val="18"/>
+        </w:rPr>
+        <w:t>↳ docs/teo/122-сельхозпроизводство-в-2024-году-снизилось-на-32.md:79–106</w:t>
+      </w:r>
+    </w:p>
+    <w:p>
+      <w:pPr>
+        <w:pStyle w:val="Heading3"/>
+      </w:pPr>
+      <w:r>
+        <w:t>Фрагмент docs/teo/122-сельхозпроизводство-в-2024-году-снизилось-на-32.md:67–76</w:t>
+      </w:r>
+    </w:p>
+    <w:p>
+      <w:r>
+        <w:t>Страны арабских государств: ОАЭ, Саудовская Аравия, Катар.</w:t>
+      </w:r>
+    </w:p>
+    <w:p>
+      <w:r>
+        <w:t>Проектом предполагается реализовать 100% следующей готовой продукции на внутренний рынок:</w:t>
+      </w:r>
+    </w:p>
+    <w:p>
+      <w:r>
+        <w:t>Мясо и субпродукты кролика;</w:t>
+        <w:br/>
+        <w:t>Удобрение из навоза кролика;</w:t>
+        <w:br/>
+        <w:t>Овощи, ягоды и цветы</w:t>
+        <w:br/>
+        <w:t>Мясо КРС и овец, субпродукты;</w:t>
+        <w:br/>
+        <w:t>Молочные продукты;</w:t>
+        <w:br/>
+        <w:t>Электроэнергия;</w:t>
+      </w:r>
+    </w:p>
+    <w:p>
+      <w:pPr>
+        <w:pStyle w:val="Heading3"/>
+      </w:pPr>
+      <w:r>
+        <w:t>Фрагмент docs/teo/122-сельхозпроизводство-в-2024-году-снизилось-на-32.md:79–106</w:t>
+      </w:r>
+    </w:p>
+    <w:p>
+      <w:r>
+        <w:t>Зола.</w:t>
+      </w:r>
+    </w:p>
+    <w:p>
+      <w:r>
+        <w:t>4.2.2. Ожидаемая конкуренция со стороны существующих и потенциальных местных производителей</w:t>
+      </w:r>
+    </w:p>
+    <w:p>
+      <w:r>
+        <w:t>Актуальные оптовые цены на продукцию кролиководства в РФ:</w:t>
+      </w:r>
+    </w:p>
+    <w:p>
+      <w:r>
+        <w:t>Мясо кролика</w:t>
+        <w:br/>
+        <w:t>Тушка охлаждённая/замороженная: от 430 до 600 руб./кг regtorg.ru</w:t>
+        <w:br/>
+        <w:t>Филе кролика: от 620 до 1 070 руб./кг regtorg.ru+10agroserver.ru+10ryboedov.ru+10</w:t>
+        <w:br/>
+        <w:t>Субпродукты</w:t>
+        <w:br/>
+        <w:t>Печень кролика: от 250 до 400 руб./кг</w:t>
+        <w:br/>
+        <w:t>Почки кролика: около 372 руб./упаковка 550 г</w:t>
+        <w:br/>
+        <w:t>Сердце кролика: цены варьируются, уточняйте у поставщиков</w:t>
+        <w:br/>
+        <w:t>Лёгкие кролика: цены варьируются, уточняйте у поставщиков</w:t>
+      </w:r>
+    </w:p>
+    <w:p>
+      <w:r>
+        <w:t>Прочие части</w:t>
+        <w:br/>
+        <w:t>Голова кролика: цены варьируются, уточняйте у поставщиков</w:t>
+        <w:br/>
+        <w:t>Лапы кролика: около 90 руб./кг</w:t>
+        <w:br/>
+        <w:t>Уши кролика: около 330 руб./кг</w:t>
+        <w:br/>
+        <w:t>Хвосты кролика: цены варьируются, уточняйте у поставщиков</w:t>
+      </w:r>
+    </w:p>
+    <w:p>
+      <w:r>
+        <w:t>Шкуры кролика</w:t>
+        <w:br/>
+        <w:t>Обычные шкурки: от 250 до 400 руб./шт. regtorg.ru</w:t>
+        <w:br/>
+        <w:t>Шкурки кролика рекс (выделанные): около 1 300 руб./шт. shkurky.ru</w:t>
+      </w:r>
+    </w:p>
+    <w:p>
+      <w:r>
+        <w:t>Оптовые цены на кроличий навоз в России (по состоянию на 2024 год):</w:t>
+        <w:br/>
+        <w:t>Свежий навоз (в мешках 50 л):</w:t>
+        <w:br/>
+        <w:t>400 руб./мешок — при заказе до 50 мешков.</w:t>
       </w:r>
     </w:p>
     <w:p>
